--- a/rapports/2026-06-03/EQ3/EQ3_enq5_v2/DR_014301220014/22-16-13-38.docx
+++ b/rapports/2026-06-03/EQ3/EQ3_enq5_v2/DR_014301220014/22-16-13-38.docx
@@ -544,7 +544,7 @@
                 <w:color w:val="16A34A"/>
                 <w:sz w:val="16"/>
               </w:rPr>
-              <w:t>—</w:t>
+              <w:t>s01q00b</w:t>
             </w:r>
           </w:p>
         </w:tc>
@@ -724,7 +724,7 @@
                 <w:color w:val="16A34A"/>
                 <w:sz w:val="16"/>
               </w:rPr>
-              <w:t>—</w:t>
+              <w:t>s01q32, s01q37, s04q23, s01q00b, s01q37_decode, s04q23_decode</w:t>
             </w:r>
           </w:p>
         </w:tc>
@@ -1084,7 +1084,7 @@
                 <w:color w:val="16A34A"/>
                 <w:sz w:val="16"/>
               </w:rPr>
-              <w:t>—</w:t>
+              <w:t>s01q25, s01q30, s04q23, s01q00b, s01q30_decode, s04q23_decode</w:t>
             </w:r>
           </w:p>
         </w:tc>
@@ -1264,7 +1264,7 @@
                 <w:color w:val="16A34A"/>
                 <w:sz w:val="16"/>
               </w:rPr>
-              <w:t>—</w:t>
+              <w:t>s01q25, s01q30, s04q23, s01q00b, s01q30_decode, s04q23_decode</w:t>
             </w:r>
           </w:p>
         </w:tc>
@@ -1444,7 +1444,7 @@
                 <w:color w:val="16A34A"/>
                 <w:sz w:val="16"/>
               </w:rPr>
-              <w:t>—</w:t>
+              <w:t>s01q25, s01q30, s04q23, s01q00b, s01q30_decode, s04q23_decode</w:t>
             </w:r>
           </w:p>
         </w:tc>
@@ -1714,7 +1714,7 @@
                 <w:color w:val="16A34A"/>
                 <w:sz w:val="16"/>
               </w:rPr>
-              <w:t>—</w:t>
+              <w:t>s01q49, s02q24, s04q37, s04q50, s01q00b</w:t>
             </w:r>
           </w:p>
         </w:tc>
@@ -2074,7 +2074,7 @@
                 <w:color w:val="16A34A"/>
                 <w:sz w:val="16"/>
               </w:rPr>
-              <w:t>—</w:t>
+              <w:t>s01q10, s02q30, s02q34, s03q50, s04q23, s04q24, s04q37, s04q44</w:t>
             </w:r>
           </w:p>
         </w:tc>
@@ -2164,7 +2164,7 @@
                 <w:color w:val="16A34A"/>
                 <w:sz w:val="16"/>
               </w:rPr>
-              <w:t>—</w:t>
+              <w:t>s01q36, s01q38, s04q24, s02q13, s11q35a, s11q35b_code</w:t>
             </w:r>
           </w:p>
         </w:tc>
@@ -2254,7 +2254,7 @@
                 <w:color w:val="16A34A"/>
                 <w:sz w:val="16"/>
               </w:rPr>
-              <w:t>—</w:t>
+              <w:t>s00q27, s01q00a, s01q12, s01q13, s02q04, s03q11, s03q12, s01q01</w:t>
             </w:r>
           </w:p>
         </w:tc>
@@ -2434,7 +2434,7 @@
                 <w:color w:val="16A34A"/>
                 <w:sz w:val="16"/>
               </w:rPr>
-              <w:t>—</w:t>
+              <w:t>s00q27</w:t>
             </w:r>
           </w:p>
         </w:tc>
@@ -2704,7 +2704,7 @@
                 <w:color w:val="16A34A"/>
                 <w:sz w:val="16"/>
               </w:rPr>
-              <w:t>—</w:t>
+              <w:t>s00q14, s00q16, s00q18</w:t>
             </w:r>
           </w:p>
         </w:tc>
@@ -2794,7 +2794,7 @@
                 <w:color w:val="16A34A"/>
                 <w:sz w:val="16"/>
               </w:rPr>
-              <w:t>—</w:t>
+              <w:t>s01q23, s01q00b, s01q23_autre</w:t>
             </w:r>
           </w:p>
         </w:tc>
@@ -3064,7 +3064,7 @@
                 <w:color w:val="16A34A"/>
                 <w:sz w:val="16"/>
               </w:rPr>
-              <w:t>—</w:t>
+              <w:t>s01q23, s01q00b, s01q23_autre</w:t>
             </w:r>
           </w:p>
         </w:tc>
@@ -3154,7 +3154,7 @@
                 <w:color w:val="16A34A"/>
                 <w:sz w:val="16"/>
               </w:rPr>
-              <w:t>—</w:t>
+              <w:t>s01q23, s01q00b, s01q23_autre</w:t>
             </w:r>
           </w:p>
         </w:tc>
@@ -3244,7 +3244,7 @@
                 <w:color w:val="16A34A"/>
                 <w:sz w:val="16"/>
               </w:rPr>
-              <w:t>—</w:t>
+              <w:t>s01q23, s01q00b, s01q23_autre</w:t>
             </w:r>
           </w:p>
         </w:tc>
@@ -3334,7 +3334,7 @@
                 <w:color w:val="16A34A"/>
                 <w:sz w:val="16"/>
               </w:rPr>
-              <w:t>—</w:t>
+              <w:t>s01q23, s01q00b, s01q23_autre</w:t>
             </w:r>
           </w:p>
         </w:tc>
@@ -3514,7 +3514,7 @@
                 <w:color w:val="16A34A"/>
                 <w:sz w:val="16"/>
               </w:rPr>
-              <w:t>—</w:t>
+              <w:t>s01q23, s01q00b, s01q23_autre</w:t>
             </w:r>
           </w:p>
         </w:tc>
@@ -3694,7 +3694,7 @@
                 <w:color w:val="16A34A"/>
                 <w:sz w:val="16"/>
               </w:rPr>
-              <w:t>—</w:t>
+              <w:t>s01q23, s01q00b, s01q23_autre</w:t>
             </w:r>
           </w:p>
         </w:tc>
@@ -4054,7 +4054,7 @@
                 <w:color w:val="16A34A"/>
                 <w:sz w:val="16"/>
               </w:rPr>
-              <w:t>—</w:t>
+              <w:t>s01q23, s01q00b, s01q23_autre</w:t>
             </w:r>
           </w:p>
         </w:tc>
@@ -4144,7 +4144,7 @@
                 <w:color w:val="16A34A"/>
                 <w:sz w:val="16"/>
               </w:rPr>
-              <w:t>—</w:t>
+              <w:t>s01q23, s01q00b, s01q23_autre</w:t>
             </w:r>
           </w:p>
         </w:tc>
@@ -4414,7 +4414,7 @@
                 <w:color w:val="16A34A"/>
                 <w:sz w:val="16"/>
               </w:rPr>
-              <w:t>—</w:t>
+              <w:t>s01q23, s01q00b, s01q23_autre</w:t>
             </w:r>
           </w:p>
         </w:tc>
@@ -4594,7 +4594,7 @@
                 <w:color w:val="16A34A"/>
                 <w:sz w:val="16"/>
               </w:rPr>
-              <w:t>—</w:t>
+              <w:t>s01q23, s01q00b, s01q23_autre</w:t>
             </w:r>
           </w:p>
         </w:tc>
@@ -4864,7 +4864,7 @@
                 <w:color w:val="16A34A"/>
                 <w:sz w:val="16"/>
               </w:rPr>
-              <w:t>—</w:t>
+              <w:t>s01q63, s00q04, s02q25, s01q00b, s02q17_2, s02q15_2</w:t>
             </w:r>
           </w:p>
         </w:tc>
@@ -5224,7 +5224,7 @@
                 <w:color w:val="16A34A"/>
                 <w:sz w:val="16"/>
               </w:rPr>
-              <w:t>—</w:t>
+              <w:t>s01q63, s00q04, s02q25, s01q00b, s02q17_2, s02q15_2</w:t>
             </w:r>
           </w:p>
         </w:tc>
@@ -5404,7 +5404,7 @@
                 <w:color w:val="16A34A"/>
                 <w:sz w:val="16"/>
               </w:rPr>
-              <w:t>—</w:t>
+              <w:t>s01q23, s01q00b, s01q23_autre</w:t>
             </w:r>
           </w:p>
         </w:tc>
@@ -5494,7 +5494,7 @@
                 <w:color w:val="16A34A"/>
                 <w:sz w:val="16"/>
               </w:rPr>
-              <w:t>—</w:t>
+              <w:t>s01q41a, s02q20, s02q22, s03q07, s03q02, s01q00b, s03q02_autre</w:t>
             </w:r>
           </w:p>
         </w:tc>
@@ -5584,7 +5584,7 @@
                 <w:color w:val="16A34A"/>
                 <w:sz w:val="16"/>
               </w:rPr>
-              <w:t>—</w:t>
+              <w:t>s01q41a, s02q20, s02q22, s03q07, s03q02, s01q00b, s03q02_autre</w:t>
             </w:r>
           </w:p>
         </w:tc>
@@ -5674,7 +5674,7 @@
                 <w:color w:val="16A34A"/>
                 <w:sz w:val="16"/>
               </w:rPr>
-              <w:t>—</w:t>
+              <w:t>s01q41a, s02q20, s02q22, s03q07, s03q02, s01q00b, s03q02_autre</w:t>
             </w:r>
           </w:p>
         </w:tc>
@@ -6214,7 +6214,7 @@
                 <w:color w:val="16A34A"/>
                 <w:sz w:val="16"/>
               </w:rPr>
-              <w:t>—</w:t>
+              <w:t>s01q47__1, s01q47__2, s01q47__3, s01q47__4, s01q47__5, s01q47__6, s01q47__7, s02q15</w:t>
             </w:r>
           </w:p>
         </w:tc>
@@ -6664,7 +6664,7 @@
                 <w:color w:val="16A34A"/>
                 <w:sz w:val="16"/>
               </w:rPr>
-              <w:t>—</w:t>
+              <w:t>s01q23, s01q00b, s01q23_autre</w:t>
             </w:r>
           </w:p>
         </w:tc>
@@ -6754,7 +6754,7 @@
                 <w:color w:val="16A34A"/>
                 <w:sz w:val="16"/>
               </w:rPr>
-              <w:t>—</w:t>
+              <w:t>s01q41a, s02q20, s02q22, s03q07, s03q02, s04q19, s05q01, s04q49</w:t>
             </w:r>
           </w:p>
         </w:tc>
@@ -7024,7 +7024,7 @@
                 <w:color w:val="16A34A"/>
                 <w:sz w:val="16"/>
               </w:rPr>
-              <w:t>—</w:t>
+              <w:t>s01q23, s01q00b, s01q23_autre</w:t>
             </w:r>
           </w:p>
         </w:tc>
@@ -7114,7 +7114,7 @@
                 <w:color w:val="16A34A"/>
                 <w:sz w:val="16"/>
               </w:rPr>
-              <w:t>—</w:t>
+              <w:t>s01q23, s01q00b, s01q23_autre</w:t>
             </w:r>
           </w:p>
         </w:tc>
@@ -7564,7 +7564,7 @@
                 <w:color w:val="16A34A"/>
                 <w:sz w:val="16"/>
               </w:rPr>
-              <w:t>—</w:t>
+              <w:t>s01q23, s01q00b, s01q23_autre</w:t>
             </w:r>
           </w:p>
         </w:tc>
@@ -8104,7 +8104,7 @@
                 <w:color w:val="16A34A"/>
                 <w:sz w:val="16"/>
               </w:rPr>
-              <w:t>—</w:t>
+              <w:t>s01q23, s01q00b, s01q23_autre</w:t>
             </w:r>
           </w:p>
         </w:tc>
@@ -10084,7 +10084,7 @@
                 <w:color w:val="16A34A"/>
                 <w:sz w:val="16"/>
               </w:rPr>
-              <w:t>—</w:t>
+              <w:t>s01q23, s01q00b, s01q23_autre</w:t>
             </w:r>
           </w:p>
         </w:tc>
@@ -10444,7 +10444,7 @@
                 <w:color w:val="16A34A"/>
                 <w:sz w:val="16"/>
               </w:rPr>
-              <w:t>—</w:t>
+              <w:t>s01q23, s01q00b, s01q23_autre</w:t>
             </w:r>
           </w:p>
         </w:tc>
@@ -10534,7 +10534,7 @@
                 <w:color w:val="16A34A"/>
                 <w:sz w:val="16"/>
               </w:rPr>
-              <w:t>—</w:t>
+              <w:t>s01q23, s01q00b, s01q23_autre</w:t>
             </w:r>
           </w:p>
         </w:tc>
@@ -10714,7 +10714,7 @@
                 <w:color w:val="16A34A"/>
                 <w:sz w:val="16"/>
               </w:rPr>
-              <w:t>—</w:t>
+              <w:t>s01q23, s01q00b, s01q23_autre</w:t>
             </w:r>
           </w:p>
         </w:tc>
@@ -11794,7 +11794,7 @@
                 <w:color w:val="16A34A"/>
                 <w:sz w:val="16"/>
               </w:rPr>
-              <w:t>—</w:t>
+              <w:t>s01q23, s01q00b, s01q23_autre</w:t>
             </w:r>
           </w:p>
         </w:tc>
@@ -12964,7 +12964,7 @@
                 <w:color w:val="16A34A"/>
                 <w:sz w:val="16"/>
               </w:rPr>
-              <w:t>—</w:t>
+              <w:t>s01q23, s01q00b, s01q23_autre</w:t>
             </w:r>
           </w:p>
         </w:tc>
@@ -13234,7 +13234,7 @@
                 <w:color w:val="16A34A"/>
                 <w:sz w:val="16"/>
               </w:rPr>
-              <w:t>—</w:t>
+              <w:t>s01q23, s01q00b, s01q23_autre</w:t>
             </w:r>
           </w:p>
         </w:tc>
@@ -14494,7 +14494,7 @@
                 <w:color w:val="16A34A"/>
                 <w:sz w:val="16"/>
               </w:rPr>
-              <w:t>—</w:t>
+              <w:t>s01q23, s01q00b, s01q23_autre</w:t>
             </w:r>
           </w:p>
         </w:tc>
@@ -14764,7 +14764,7 @@
                 <w:color w:val="16A34A"/>
                 <w:sz w:val="16"/>
               </w:rPr>
-              <w:t>—</w:t>
+              <w:t>s01q23, s01q00b, s01q23_autre</w:t>
             </w:r>
           </w:p>
         </w:tc>
@@ -15934,7 +15934,7 @@
                 <w:color w:val="16A34A"/>
                 <w:sz w:val="16"/>
               </w:rPr>
-              <w:t>—</w:t>
+              <w:t>s00q11, s01q03b, s01q04b, s02q01__1, s02q02__1, s02q03__1, s02q04, s02q15</w:t>
             </w:r>
           </w:p>
         </w:tc>
@@ -16384,7 +16384,7 @@
                 <w:color w:val="16A34A"/>
                 <w:sz w:val="16"/>
               </w:rPr>
-              <w:t>—</w:t>
+              <w:t>s01q23, s01q00b, s01q23_autre</w:t>
             </w:r>
           </w:p>
         </w:tc>
@@ -16474,7 +16474,7 @@
                 <w:color w:val="16A34A"/>
                 <w:sz w:val="16"/>
               </w:rPr>
-              <w:t>—</w:t>
+              <w:t>s01q23, s01q00b, s01q23_autre</w:t>
             </w:r>
           </w:p>
         </w:tc>
@@ -16834,7 +16834,7 @@
                 <w:color w:val="16A34A"/>
                 <w:sz w:val="16"/>
               </w:rPr>
-              <w:t>—</w:t>
+              <w:t>s00q04, s01q41a, s01q00b</w:t>
             </w:r>
           </w:p>
         </w:tc>
@@ -16924,7 +16924,7 @@
                 <w:color w:val="16A34A"/>
                 <w:sz w:val="16"/>
               </w:rPr>
-              <w:t>—</w:t>
+              <w:t>s00q27, s01q03a, s01q03b, s01q03c, s02q04, s03q14, s04q15, s04q16</w:t>
             </w:r>
           </w:p>
         </w:tc>
@@ -17104,7 +17104,7 @@
                 <w:color w:val="16A34A"/>
                 <w:sz w:val="16"/>
               </w:rPr>
-              <w:t>—</w:t>
+              <w:t>s01q64, s00q04, s02q20, s02q25, s04q17, s04q21, s04q35b, s04q46</w:t>
             </w:r>
           </w:p>
         </w:tc>
@@ -17194,7 +17194,7 @@
                 <w:color w:val="16A34A"/>
                 <w:sz w:val="16"/>
               </w:rPr>
-              <w:t>—</w:t>
+              <w:t>s00q04, s03q24, s04q19, s04q51, s04q51_unite, s04q39, s04q43, s04q44</w:t>
             </w:r>
           </w:p>
         </w:tc>
@@ -17284,7 +17284,7 @@
                 <w:color w:val="16A34A"/>
                 <w:sz w:val="16"/>
               </w:rPr>
-              <w:t>—</w:t>
+              <w:t>s00q04, s03q24, s04q19, s04q51, s04q51_unite, s04q39, s04q43, s04q44</w:t>
             </w:r>
           </w:p>
         </w:tc>
@@ -17374,7 +17374,7 @@
                 <w:color w:val="16A34A"/>
                 <w:sz w:val="16"/>
               </w:rPr>
-              <w:t>—</w:t>
+              <w:t>s01q35, s01q36, s01q37, s02q04, s02q15, s03q13, s03q14, s03q15</w:t>
             </w:r>
           </w:p>
         </w:tc>
@@ -17464,7 +17464,7 @@
                 <w:color w:val="16A34A"/>
                 <w:sz w:val="16"/>
               </w:rPr>
-              <w:t>—</w:t>
+              <w:t>s01q35, s01q36, s01q37, s02q04, s02q15, s03q13, s03q14, s03q15</w:t>
             </w:r>
           </w:p>
         </w:tc>
@@ -17734,7 +17734,7 @@
                 <w:color w:val="16A34A"/>
                 <w:sz w:val="16"/>
               </w:rPr>
-              <w:t>—</w:t>
+              <w:t>s02q02__1, s02q15, s02q17, s03q16, s04q27, s04q43, s04q63, s05q11</w:t>
             </w:r>
           </w:p>
         </w:tc>
